--- a/Week02/23644171_NguyenVanNam_Week02.docx
+++ b/Week02/23644171_NguyenVanNam_Week02.docx
@@ -35,7 +35,31 @@
     <w:p>
       <w:pPr>
         <w:ind w:firstLine="0"/>
-      </w:pPr>
+        <w:jc w:val="left"/>
+      </w:pPr>
+      <w:r>
+        <w:t xml:space="preserve">Link github: </w:t>
+      </w:r>
+      <w:hyperlink r:id="rId5" w:history="1">
+        <w:r>
+          <w:rPr>
+            <w:rStyle w:val="Hyperlink"/>
+          </w:rPr>
+          <w:t>https://github.com/vannam</w:t>
+        </w:r>
+        <w:r>
+          <w:rPr>
+            <w:rStyle w:val="Hyperlink"/>
+          </w:rPr>
+          <w:t>2</w:t>
+        </w:r>
+        <w:r>
+          <w:rPr>
+            <w:rStyle w:val="Hyperlink"/>
+          </w:rPr>
+          <w:t>5032005/ReactNative/tree/7f5d5a7aca79c2ff08f26ea8e89d2799a61510ee/Week02/smart-campus/exercises</w:t>
+        </w:r>
+      </w:hyperlink>
     </w:p>
     <w:p>
       <w:pPr>
@@ -66,6 +90,9 @@
         <w:ind w:firstLine="0"/>
       </w:pPr>
       <w:r>
+        <w:rPr>
+          <w:noProof/>
+        </w:rPr>
         <w:drawing>
           <wp:inline distT="0" distB="0" distL="0" distR="0" wp14:anchorId="55ED3C54" wp14:editId="77F73F30">
             <wp:extent cx="5943600" cy="3164840"/>
@@ -82,7 +109,7 @@
                     <pic:cNvPicPr/>
                   </pic:nvPicPr>
                   <pic:blipFill>
-                    <a:blip r:embed="rId5"/>
+                    <a:blip r:embed="rId6"/>
                     <a:stretch>
                       <a:fillRect/>
                     </a:stretch>
@@ -286,6 +313,9 @@
         <w:ind w:firstLine="0"/>
       </w:pPr>
       <w:r>
+        <w:rPr>
+          <w:noProof/>
+        </w:rPr>
         <w:drawing>
           <wp:inline distT="0" distB="0" distL="0" distR="0" wp14:anchorId="320B2472" wp14:editId="3054BB05">
             <wp:extent cx="5943600" cy="3171825"/>
@@ -302,7 +332,7 @@
                     <pic:cNvPicPr/>
                   </pic:nvPicPr>
                   <pic:blipFill>
-                    <a:blip r:embed="rId6"/>
+                    <a:blip r:embed="rId7"/>
                     <a:stretch>
                       <a:fillRect/>
                     </a:stretch>
@@ -498,6 +528,9 @@
         <w:ind w:firstLine="0"/>
       </w:pPr>
       <w:r>
+        <w:rPr>
+          <w:noProof/>
+        </w:rPr>
         <w:drawing>
           <wp:inline distT="0" distB="0" distL="0" distR="0" wp14:anchorId="1F46872B" wp14:editId="221C7F5A">
             <wp:extent cx="5943600" cy="3164840"/>
@@ -514,7 +547,7 @@
                     <pic:cNvPicPr/>
                   </pic:nvPicPr>
                   <pic:blipFill>
-                    <a:blip r:embed="rId7"/>
+                    <a:blip r:embed="rId8"/>
                     <a:stretch>
                       <a:fillRect/>
                     </a:stretch>
@@ -548,6 +581,9 @@
         <w:ind w:firstLine="0"/>
       </w:pPr>
       <w:r>
+        <w:rPr>
+          <w:noProof/>
+        </w:rPr>
         <w:drawing>
           <wp:inline distT="0" distB="0" distL="0" distR="0" wp14:anchorId="7B0230E1" wp14:editId="62F21DF4">
             <wp:extent cx="5943600" cy="3161030"/>
@@ -564,7 +600,7 @@
                     <pic:cNvPicPr/>
                   </pic:nvPicPr>
                   <pic:blipFill>
-                    <a:blip r:embed="rId8"/>
+                    <a:blip r:embed="rId9"/>
                     <a:stretch>
                       <a:fillRect/>
                     </a:stretch>
@@ -608,7 +644,6 @@
           <w:b/>
           <w:bCs/>
         </w:rPr>
-        <w:lastRenderedPageBreak/>
         <w:t>Exercise 4 — Press-state system</w:t>
       </w:r>
     </w:p>
@@ -625,6 +660,9 @@
         <w:ind w:firstLine="0"/>
       </w:pPr>
       <w:r>
+        <w:rPr>
+          <w:noProof/>
+        </w:rPr>
         <w:drawing>
           <wp:inline distT="0" distB="0" distL="0" distR="0" wp14:anchorId="7F4E43CF" wp14:editId="354F30DF">
             <wp:extent cx="5943600" cy="3180715"/>
@@ -641,7 +679,7 @@
                     <pic:cNvPicPr/>
                   </pic:nvPicPr>
                   <pic:blipFill>
-                    <a:blip r:embed="rId9"/>
+                    <a:blip r:embed="rId10"/>
                     <a:stretch>
                       <a:fillRect/>
                     </a:stretch>
@@ -699,6 +737,10 @@
         <w:ind w:firstLine="0"/>
       </w:pPr>
       <w:r>
+        <w:rPr>
+          <w:noProof/>
+        </w:rPr>
+        <w:lastRenderedPageBreak/>
         <w:drawing>
           <wp:inline distT="0" distB="0" distL="0" distR="0" wp14:anchorId="1D7F110C" wp14:editId="0976A4CE">
             <wp:extent cx="5943600" cy="3347720"/>
@@ -715,7 +757,7 @@
                     <pic:cNvPicPr/>
                   </pic:nvPicPr>
                   <pic:blipFill>
-                    <a:blip r:embed="rId10"/>
+                    <a:blip r:embed="rId11"/>
                     <a:stretch>
                       <a:fillRect/>
                     </a:stretch>
@@ -749,7 +791,6 @@
           <w:b/>
           <w:bCs/>
         </w:rPr>
-        <w:lastRenderedPageBreak/>
         <w:t>Exercise 6 — SectionList grouping</w:t>
       </w:r>
     </w:p>
@@ -766,6 +807,9 @@
         <w:ind w:firstLine="0"/>
       </w:pPr>
       <w:r>
+        <w:rPr>
+          <w:noProof/>
+        </w:rPr>
         <w:drawing>
           <wp:inline distT="0" distB="0" distL="0" distR="0" wp14:anchorId="65A43515" wp14:editId="097A9364">
             <wp:extent cx="5943600" cy="3157220"/>
@@ -782,7 +826,7 @@
                     <pic:cNvPicPr/>
                   </pic:nvPicPr>
                   <pic:blipFill>
-                    <a:blip r:embed="rId11"/>
+                    <a:blip r:embed="rId12"/>
                     <a:stretch>
                       <a:fillRect/>
                     </a:stretch>
@@ -975,7 +1019,6 @@
           <w:b/>
           <w:bCs/>
         </w:rPr>
-        <w:lastRenderedPageBreak/>
         <w:t>Exercise 7 — Responsive card laboratory</w:t>
       </w:r>
     </w:p>
@@ -992,6 +1035,9 @@
         <w:ind w:firstLine="0"/>
       </w:pPr>
       <w:r>
+        <w:rPr>
+          <w:noProof/>
+        </w:rPr>
         <w:drawing>
           <wp:inline distT="0" distB="0" distL="0" distR="0" wp14:anchorId="00298A97" wp14:editId="187433DE">
             <wp:extent cx="5943600" cy="3170555"/>
@@ -1008,7 +1054,7 @@
                     <pic:cNvPicPr/>
                   </pic:nvPicPr>
                   <pic:blipFill>
-                    <a:blip r:embed="rId12"/>
+                    <a:blip r:embed="rId13"/>
                     <a:stretch>
                       <a:fillRect/>
                     </a:stretch>
@@ -1133,7 +1179,6 @@
           <w:b/>
           <w:bCs/>
         </w:rPr>
-        <w:lastRenderedPageBreak/>
         <w:t>Exercise 8 — Keyboard failure reproduction</w:t>
       </w:r>
     </w:p>
@@ -1150,6 +1195,9 @@
         <w:ind w:firstLine="0"/>
       </w:pPr>
       <w:r>
+        <w:rPr>
+          <w:noProof/>
+        </w:rPr>
         <w:drawing>
           <wp:inline distT="0" distB="0" distL="0" distR="0" wp14:anchorId="370E58A1" wp14:editId="4F3605BF">
             <wp:extent cx="5943600" cy="3157220"/>
@@ -1166,7 +1214,7 @@
                     <pic:cNvPicPr/>
                   </pic:nvPicPr>
                   <pic:blipFill>
-                    <a:blip r:embed="rId13"/>
+                    <a:blip r:embed="rId14"/>
                     <a:stretch>
                       <a:fillRect/>
                     </a:stretch>
@@ -1224,6 +1272,7 @@
         <w:ind w:firstLine="0"/>
       </w:pPr>
       <w:r>
+        <w:lastRenderedPageBreak/>
         <w:t>Layout được điều chỉnh và người dùng có thể cuộn để đưa field cuối vào vùng hiển thị.</w:t>
       </w:r>
     </w:p>
@@ -1300,7 +1349,6 @@
           <w:b/>
           <w:bCs/>
         </w:rPr>
-        <w:lastRenderedPageBreak/>
         <w:t>Exercise 9 — Validation copy</w:t>
       </w:r>
     </w:p>
@@ -1317,6 +1365,9 @@
         <w:ind w:firstLine="0"/>
       </w:pPr>
       <w:r>
+        <w:rPr>
+          <w:noProof/>
+        </w:rPr>
         <w:drawing>
           <wp:inline distT="0" distB="0" distL="0" distR="0" wp14:anchorId="7F70B93E" wp14:editId="0691935F">
             <wp:extent cx="5943600" cy="3237230"/>
@@ -1333,7 +1384,7 @@
                     <pic:cNvPicPr/>
                   </pic:nvPicPr>
                   <pic:blipFill>
-                    <a:blip r:embed="rId14"/>
+                    <a:blip r:embed="rId15"/>
                     <a:stretch>
                       <a:fillRect/>
                     </a:stretch>
@@ -1478,6 +1529,7 @@
               <w:ind w:firstLine="0"/>
             </w:pPr>
             <w:r>
+              <w:lastRenderedPageBreak/>
               <w:t>Student ID sai</w:t>
             </w:r>
           </w:p>
@@ -1638,7 +1690,6 @@
           <w:b/>
           <w:bCs/>
         </w:rPr>
-        <w:lastRenderedPageBreak/>
         <w:t>Exercise 10 — Accessibility audit</w:t>
       </w:r>
     </w:p>
@@ -1655,6 +1706,9 @@
         <w:ind w:firstLine="0"/>
       </w:pPr>
       <w:r>
+        <w:rPr>
+          <w:noProof/>
+        </w:rPr>
         <w:drawing>
           <wp:inline distT="0" distB="0" distL="0" distR="0" wp14:anchorId="0DC7F075" wp14:editId="66A81E65">
             <wp:extent cx="5943600" cy="3223895"/>
@@ -1671,7 +1725,7 @@
                     <pic:cNvPicPr/>
                   </pic:nvPicPr>
                   <pic:blipFill>
-                    <a:blip r:embed="rId15"/>
+                    <a:blip r:embed="rId16"/>
                     <a:stretch>
                       <a:fillRect/>
                     </a:stretch>
@@ -1712,6 +1766,7 @@
           <w:b/>
           <w:bCs/>
         </w:rPr>
+        <w:lastRenderedPageBreak/>
         <w:t>Accessible name:</w:t>
       </w:r>
       <w:r>
@@ -3094,6 +3149,7 @@
   <w:style w:type="character" w:default="1" w:styleId="DefaultParagraphFont">
     <w:name w:val="Default Paragraph Font"/>
     <w:uiPriority w:val="1"/>
+    <w:semiHidden/>
     <w:unhideWhenUsed/>
   </w:style>
   <w:style w:type="table" w:default="1" w:styleId="TableNormal">
@@ -3408,6 +3464,41 @@
       <w:spacing w:val="5"/>
     </w:rPr>
   </w:style>
+  <w:style w:type="character" w:styleId="Hyperlink">
+    <w:name w:val="Hyperlink"/>
+    <w:basedOn w:val="DefaultParagraphFont"/>
+    <w:uiPriority w:val="99"/>
+    <w:unhideWhenUsed/>
+    <w:rsid w:val="00887D27"/>
+    <w:rPr>
+      <w:color w:val="467886" w:themeColor="hyperlink"/>
+      <w:u w:val="single"/>
+    </w:rPr>
+  </w:style>
+  <w:style w:type="character" w:styleId="UnresolvedMention">
+    <w:name w:val="Unresolved Mention"/>
+    <w:basedOn w:val="DefaultParagraphFont"/>
+    <w:uiPriority w:val="99"/>
+    <w:semiHidden/>
+    <w:unhideWhenUsed/>
+    <w:rsid w:val="00887D27"/>
+    <w:rPr>
+      <w:color w:val="605E5C"/>
+      <w:shd w:val="clear" w:color="auto" w:fill="E1DFDD"/>
+    </w:rPr>
+  </w:style>
+  <w:style w:type="character" w:styleId="FollowedHyperlink">
+    <w:name w:val="FollowedHyperlink"/>
+    <w:basedOn w:val="DefaultParagraphFont"/>
+    <w:uiPriority w:val="99"/>
+    <w:semiHidden/>
+    <w:unhideWhenUsed/>
+    <w:rsid w:val="00887D27"/>
+    <w:rPr>
+      <w:color w:val="96607D" w:themeColor="followedHyperlink"/>
+      <w:u w:val="single"/>
+    </w:rPr>
+  </w:style>
 </w:styles>
 </file>
 
